--- a/template.docx
+++ b/template.docx
@@ -8,14 +8,38 @@
         <w:jc w:val="center"/>
       </w:pPr>
       <w:r>
-        <w:rPr>
-          <w:rFonts w:ascii="Calibri" w:hAnsi="Calibri" w:eastAsia="Calibri" w:cs="Calibri"/>
-          <w:b/>
-          <w:i/>
-          <w:color w:val="808080"/>
-          <w:sz w:val="20"/>
-        </w:rPr>
-        <w:t>[ ATLANTIS HOLIDAYS &amp; WELLNESS LOGO PLACEHOLDER ]</w:t>
+        <w:drawing>
+          <wp:inline xmlns:a="http://schemas.openxmlformats.org/drawingml/2006/main" xmlns:pic="http://schemas.openxmlformats.org/drawingml/2006/picture">
+            <wp:extent cx="1620000" cy="714498"/>
+            <wp:docPr id="1" name="Picture 1"/>
+            <wp:cNvGraphicFramePr>
+              <a:graphicFrameLocks noChangeAspect="1"/>
+            </wp:cNvGraphicFramePr>
+            <a:graphic>
+              <a:graphicData uri="http://schemas.openxmlformats.org/drawingml/2006/picture">
+                <pic:pic>
+                  <pic:nvPicPr>
+                    <pic:cNvPr id="0" name="logo.jpeg"/>
+                    <pic:cNvPicPr/>
+                  </pic:nvPicPr>
+                  <pic:blipFill>
+                    <a:blip r:embed="rId9"/>
+                    <a:stretch>
+                      <a:fillRect/>
+                    </a:stretch>
+                  </pic:blipFill>
+                  <pic:spPr>
+                    <a:xfrm>
+                      <a:off x="0" y="0"/>
+                      <a:ext cx="1620000" cy="714498"/>
+                    </a:xfrm>
+                    <a:prstGeom prst="rect"/>
+                  </pic:spPr>
+                </pic:pic>
+              </a:graphicData>
+            </a:graphic>
+          </wp:inline>
+        </w:drawing>
       </w:r>
     </w:p>
     <w:p>
@@ -927,6 +951,7 @@
       </w:r>
     </w:p>
     <w:sectPr>
+      <w:footerReference w:type="default" r:id="rId10"/>
       <w:pgSz w:w="12240" w:h="15840"/>
       <w:pgMar w:top="850" w:right="1020" w:bottom="850" w:left="1020" w:header="720" w:footer="720" w:gutter="0"/>
       <w:cols w:space="720"/>
@@ -934,6 +959,51 @@
     </w:sectPr>
   </w:body>
 </w:document>
+</file>
+
+<file path=word/footer1.xml><?xml version="1.0" encoding="utf-8"?>
+<w:ftr xmlns:m="http://schemas.openxmlformats.org/officeDocument/2006/math" xmlns:mc="http://schemas.openxmlformats.org/markup-compatibility/2006" xmlns:mo="http://schemas.microsoft.com/office/mac/office/2008/main" xmlns:mv="urn:schemas-microsoft-com:mac:vml" xmlns:o="urn:schemas-microsoft-com:office:office" xmlns:r="http://schemas.openxmlformats.org/officeDocument/2006/relationships" xmlns:v="urn:schemas-microsoft-com:vml" xmlns:w10="urn:schemas-microsoft-com:office:word" xmlns:w14="http://schemas.microsoft.com/office/word/2010/wordml" xmlns:w="http://schemas.openxmlformats.org/wordprocessingml/2006/main" xmlns:wne="http://schemas.microsoft.com/office/word/2006/wordml" xmlns:wp14="http://schemas.microsoft.com/office/word/2010/wordprocessingDrawing" xmlns:wp="http://schemas.openxmlformats.org/drawingml/2006/wordprocessingDrawing" xmlns:wpc="http://schemas.microsoft.com/office/word/2010/wordprocessingCanvas" xmlns:wpg="http://schemas.microsoft.com/office/word/2010/wordprocessingGroup" xmlns:wpi="http://schemas.microsoft.com/office/word/2010/wordprocessingInk" xmlns:wps="http://schemas.microsoft.com/office/word/2010/wordprocessingShape" mc:Ignorable="w14 wp14">
+  <w:p>
+    <w:pPr>
+      <w:pStyle w:val="Footer"/>
+      <w:jc w:val="center"/>
+    </w:pPr>
+    <w:r>
+      <w:drawing>
+        <wp:inline xmlns:a="http://schemas.openxmlformats.org/drawingml/2006/main" xmlns:pic="http://schemas.openxmlformats.org/drawingml/2006/picture">
+          <wp:extent cx="6264599" cy="522473"/>
+          <wp:docPr id="1" name="Picture 1"/>
+          <wp:cNvGraphicFramePr>
+            <a:graphicFrameLocks noChangeAspect="1"/>
+          </wp:cNvGraphicFramePr>
+          <a:graphic>
+            <a:graphicData uri="http://schemas.openxmlformats.org/drawingml/2006/picture">
+              <pic:pic>
+                <pic:nvPicPr>
+                  <pic:cNvPr id="0" name="footer.jpeg"/>
+                  <pic:cNvPicPr/>
+                </pic:nvPicPr>
+                <pic:blipFill>
+                  <a:blip r:embed="rId1"/>
+                  <a:stretch>
+                    <a:fillRect/>
+                  </a:stretch>
+                </pic:blipFill>
+                <pic:spPr>
+                  <a:xfrm>
+                    <a:off x="0" y="0"/>
+                    <a:ext cx="6264599" cy="522473"/>
+                  </a:xfrm>
+                  <a:prstGeom prst="rect"/>
+                </pic:spPr>
+              </pic:pic>
+            </a:graphicData>
+          </a:graphic>
+        </wp:inline>
+      </w:drawing>
+    </w:r>
+  </w:p>
+</w:ftr>
 </file>
 
 <file path=word/numbering.xml><?xml version="1.0" encoding="utf-8"?>

--- a/template.docx
+++ b/template.docx
@@ -52,7 +52,7 @@
           <w:rFonts w:ascii="Calibri" w:hAnsi="Calibri" w:eastAsia="Calibri" w:cs="Calibri"/>
           <w:b/>
           <w:i w:val="0"/>
-          <w:color w:val="6A0D91"/>
+          <w:color w:val="592D58"/>
           <w:sz w:val="56"/>
         </w:rPr>
         <w:t>{event_name}</w:t>
@@ -78,7 +78,7 @@
       <w:pPr>
         <w:spacing w:after="120"/>
         <w:pBdr>
-          <w:bottom w:val="single" w:sz="18" w:space="1" w:color="6A0D91"/>
+          <w:bottom w:val="single" w:sz="18" w:space="1" w:color="592D58"/>
         </w:pBdr>
       </w:pPr>
     </w:p>
@@ -86,7 +86,7 @@
       <w:pPr>
         <w:spacing w:before="360" w:after="120"/>
         <w:pBdr>
-          <w:bottom w:val="single" w:sz="12" w:space="4" w:color="6A0D91"/>
+          <w:bottom w:val="single" w:sz="12" w:space="4" w:color="592D58"/>
         </w:pBdr>
       </w:pPr>
       <w:r>
@@ -94,7 +94,7 @@
           <w:rFonts w:ascii="Calibri" w:hAnsi="Calibri" w:eastAsia="Calibri" w:cs="Calibri"/>
           <w:b/>
           <w:i w:val="0"/>
-          <w:color w:val="6A0D91"/>
+          <w:color w:val="592D58"/>
           <w:sz w:val="28"/>
         </w:rPr>
         <w:t>Hotel Options</w:t>
@@ -131,7 +131,7 @@
           <w:tcPr>
             <w:tcW w:type="dxa" w:w="3685"/>
             <w:tcW w:w="3685" w:type="dxa"/>
-            <w:shd w:val="clear" w:color="auto" w:fill="6A0D91"/>
+            <w:shd w:val="clear" w:color="auto" w:fill="592D58"/>
             <w:vAlign w:val="center"/>
           </w:tcPr>
           <w:p>
@@ -155,7 +155,7 @@
           <w:tcPr>
             <w:tcW w:type="dxa" w:w="1417"/>
             <w:tcW w:w="1417" w:type="dxa"/>
-            <w:shd w:val="clear" w:color="auto" w:fill="6A0D91"/>
+            <w:shd w:val="clear" w:color="auto" w:fill="592D58"/>
             <w:vAlign w:val="center"/>
           </w:tcPr>
           <w:p>
@@ -179,7 +179,7 @@
           <w:tcPr>
             <w:tcW w:type="dxa" w:w="1417"/>
             <w:tcW w:w="1417" w:type="dxa"/>
-            <w:shd w:val="clear" w:color="auto" w:fill="6A0D91"/>
+            <w:shd w:val="clear" w:color="auto" w:fill="592D58"/>
             <w:vAlign w:val="center"/>
           </w:tcPr>
           <w:p>
@@ -203,7 +203,7 @@
           <w:tcPr>
             <w:tcW w:type="dxa" w:w="1701"/>
             <w:tcW w:w="1700" w:type="dxa"/>
-            <w:shd w:val="clear" w:color="auto" w:fill="6A0D91"/>
+            <w:shd w:val="clear" w:color="auto" w:fill="592D58"/>
             <w:vAlign w:val="center"/>
           </w:tcPr>
           <w:p>
@@ -227,7 +227,7 @@
           <w:tcPr>
             <w:tcW w:type="dxa" w:w="1701"/>
             <w:tcW w:w="1700" w:type="dxa"/>
-            <w:shd w:val="clear" w:color="auto" w:fill="6A0D91"/>
+            <w:shd w:val="clear" w:color="auto" w:fill="592D58"/>
             <w:vAlign w:val="center"/>
           </w:tcPr>
           <w:p>
@@ -370,7 +370,7 @@
       <w:pPr>
         <w:spacing w:before="360" w:after="120"/>
         <w:pBdr>
-          <w:bottom w:val="single" w:sz="12" w:space="4" w:color="6A0D91"/>
+          <w:bottom w:val="single" w:sz="12" w:space="4" w:color="592D58"/>
         </w:pBdr>
       </w:pPr>
       <w:r>
@@ -378,7 +378,7 @@
           <w:rFonts w:ascii="Calibri" w:hAnsi="Calibri" w:eastAsia="Calibri" w:cs="Calibri"/>
           <w:b/>
           <w:i w:val="0"/>
-          <w:color w:val="6A0D91"/>
+          <w:color w:val="592D58"/>
           <w:sz w:val="28"/>
         </w:rPr>
         <w:t>Transportation</w:t>
@@ -415,7 +415,7 @@
           <w:tcPr>
             <w:tcW w:type="dxa" w:w="3685"/>
             <w:tcW w:w="3685" w:type="dxa"/>
-            <w:shd w:val="clear" w:color="auto" w:fill="6A0D91"/>
+            <w:shd w:val="clear" w:color="auto" w:fill="592D58"/>
             <w:vAlign w:val="center"/>
           </w:tcPr>
           <w:p>
@@ -439,7 +439,7 @@
           <w:tcPr>
             <w:tcW w:type="dxa" w:w="1417"/>
             <w:tcW w:w="1417" w:type="dxa"/>
-            <w:shd w:val="clear" w:color="auto" w:fill="6A0D91"/>
+            <w:shd w:val="clear" w:color="auto" w:fill="592D58"/>
             <w:vAlign w:val="center"/>
           </w:tcPr>
           <w:p>
@@ -463,7 +463,7 @@
           <w:tcPr>
             <w:tcW w:type="dxa" w:w="1417"/>
             <w:tcW w:w="1417" w:type="dxa"/>
-            <w:shd w:val="clear" w:color="auto" w:fill="6A0D91"/>
+            <w:shd w:val="clear" w:color="auto" w:fill="592D58"/>
             <w:vAlign w:val="center"/>
           </w:tcPr>
           <w:p>
@@ -487,7 +487,7 @@
           <w:tcPr>
             <w:tcW w:type="dxa" w:w="1701"/>
             <w:tcW w:w="1700" w:type="dxa"/>
-            <w:shd w:val="clear" w:color="auto" w:fill="6A0D91"/>
+            <w:shd w:val="clear" w:color="auto" w:fill="592D58"/>
             <w:vAlign w:val="center"/>
           </w:tcPr>
           <w:p>
@@ -511,7 +511,7 @@
           <w:tcPr>
             <w:tcW w:type="dxa" w:w="1701"/>
             <w:tcW w:w="1700" w:type="dxa"/>
-            <w:shd w:val="clear" w:color="auto" w:fill="6A0D91"/>
+            <w:shd w:val="clear" w:color="auto" w:fill="592D58"/>
             <w:vAlign w:val="center"/>
           </w:tcPr>
           <w:p>
@@ -654,7 +654,7 @@
       <w:pPr>
         <w:spacing w:before="360" w:after="120"/>
         <w:pBdr>
-          <w:bottom w:val="single" w:sz="12" w:space="4" w:color="6A0D91"/>
+          <w:bottom w:val="single" w:sz="12" w:space="4" w:color="592D58"/>
         </w:pBdr>
       </w:pPr>
       <w:r>
@@ -662,7 +662,7 @@
           <w:rFonts w:ascii="Calibri" w:hAnsi="Calibri" w:eastAsia="Calibri" w:cs="Calibri"/>
           <w:b/>
           <w:i w:val="0"/>
-          <w:color w:val="6A0D91"/>
+          <w:color w:val="592D58"/>
           <w:sz w:val="28"/>
         </w:rPr>
         <w:t>Tours &amp; Activities</w:t>
@@ -699,7 +699,7 @@
           <w:tcPr>
             <w:tcW w:type="dxa" w:w="3685"/>
             <w:tcW w:w="3685" w:type="dxa"/>
-            <w:shd w:val="clear" w:color="auto" w:fill="6A0D91"/>
+            <w:shd w:val="clear" w:color="auto" w:fill="592D58"/>
             <w:vAlign w:val="center"/>
           </w:tcPr>
           <w:p>
@@ -723,7 +723,7 @@
           <w:tcPr>
             <w:tcW w:type="dxa" w:w="1417"/>
             <w:tcW w:w="1417" w:type="dxa"/>
-            <w:shd w:val="clear" w:color="auto" w:fill="6A0D91"/>
+            <w:shd w:val="clear" w:color="auto" w:fill="592D58"/>
             <w:vAlign w:val="center"/>
           </w:tcPr>
           <w:p>
@@ -747,7 +747,7 @@
           <w:tcPr>
             <w:tcW w:type="dxa" w:w="1417"/>
             <w:tcW w:w="1417" w:type="dxa"/>
-            <w:shd w:val="clear" w:color="auto" w:fill="6A0D91"/>
+            <w:shd w:val="clear" w:color="auto" w:fill="592D58"/>
             <w:vAlign w:val="center"/>
           </w:tcPr>
           <w:p>
@@ -771,7 +771,7 @@
           <w:tcPr>
             <w:tcW w:type="dxa" w:w="1701"/>
             <w:tcW w:w="1700" w:type="dxa"/>
-            <w:shd w:val="clear" w:color="auto" w:fill="6A0D91"/>
+            <w:shd w:val="clear" w:color="auto" w:fill="592D58"/>
             <w:vAlign w:val="center"/>
           </w:tcPr>
           <w:p>
@@ -795,7 +795,7 @@
           <w:tcPr>
             <w:tcW w:type="dxa" w:w="1701"/>
             <w:tcW w:w="1700" w:type="dxa"/>
-            <w:shd w:val="clear" w:color="auto" w:fill="6A0D91"/>
+            <w:shd w:val="clear" w:color="auto" w:fill="592D58"/>
             <w:vAlign w:val="center"/>
           </w:tcPr>
           <w:p>
@@ -944,7 +944,7 @@
           <w:rFonts w:ascii="Calibri" w:hAnsi="Calibri" w:eastAsia="Calibri" w:cs="Calibri"/>
           <w:b/>
           <w:i w:val="0"/>
-          <w:color w:val="6A0D91"/>
+          <w:color w:val="592D58"/>
           <w:sz w:val="32"/>
         </w:rPr>
         <w:t>ESTIMATED TOTAL: {grand_total} AED</w:t>

--- a/template.docx
+++ b/template.docx
@@ -936,7 +936,47 @@
     </w:tbl>
     <w:p>
       <w:pPr>
-        <w:spacing w:before="480"/>
+        <w:spacing w:before="400"/>
+        <w:jc w:val="right"/>
+      </w:pPr>
+      <w:r>
+        <w:rPr>
+          <w:rFonts w:ascii="Calibri" w:hAnsi="Calibri" w:eastAsia="Calibri" w:cs="Calibri"/>
+          <w:b w:val="0"/>
+          <w:i w:val="0"/>
+          <w:color w:val="333333"/>
+          <w:sz w:val="22"/>
+        </w:rPr>
+        <w:t>Subtotal: {subtotal} AED</w:t>
+      </w:r>
+    </w:p>
+    <w:p>
+      <w:pPr>
+        <w:spacing w:before="40"/>
+        <w:jc w:val="right"/>
+      </w:pPr>
+      <w:r>
+        <w:rPr>
+          <w:rFonts w:ascii="Calibri" w:hAnsi="Calibri" w:eastAsia="Calibri" w:cs="Calibri"/>
+          <w:b w:val="0"/>
+          <w:i w:val="0"/>
+          <w:color w:val="333333"/>
+          <w:sz w:val="22"/>
+        </w:rPr>
+        <w:t>VAT (5%): {vat_amount} AED</w:t>
+      </w:r>
+    </w:p>
+    <w:p>
+      <w:pPr>
+        <w:spacing w:before="80" w:after="80"/>
+        <w:pBdr>
+          <w:top w:val="single" w:sz="6" w:space="1" w:color="592D58"/>
+        </w:pBdr>
+      </w:pPr>
+    </w:p>
+    <w:p>
+      <w:pPr>
+        <w:spacing w:before="80"/>
         <w:jc w:val="right"/>
       </w:pPr>
       <w:r>

--- a/template.docx
+++ b/template.docx
@@ -4,13 +4,13 @@
   <w:body>
     <w:p>
       <w:pPr>
-        <w:spacing w:after="360"/>
+        <w:spacing w:after="160"/>
         <w:jc w:val="center"/>
       </w:pPr>
       <w:r>
         <w:drawing>
           <wp:inline xmlns:a="http://schemas.openxmlformats.org/drawingml/2006/main" xmlns:pic="http://schemas.openxmlformats.org/drawingml/2006/picture">
-            <wp:extent cx="1620000" cy="714498"/>
+            <wp:extent cx="1152000" cy="508087"/>
             <wp:docPr id="1" name="Picture 1"/>
             <wp:cNvGraphicFramePr>
               <a:graphicFrameLocks noChangeAspect="1"/>
@@ -31,7 +31,7 @@
                   <pic:spPr>
                     <a:xfrm>
                       <a:off x="0" y="0"/>
-                      <a:ext cx="1620000" cy="714498"/>
+                      <a:ext cx="1152000" cy="508087"/>
                     </a:xfrm>
                     <a:prstGeom prst="rect"/>
                   </pic:spPr>
@@ -44,7 +44,7 @@
     </w:p>
     <w:p>
       <w:pPr>
-        <w:spacing w:after="80"/>
+        <w:spacing w:after="40"/>
         <w:jc w:val="center"/>
       </w:pPr>
       <w:r>
@@ -53,14 +53,14 @@
           <w:b/>
           <w:i w:val="0"/>
           <w:color w:val="592D58"/>
-          <w:sz w:val="56"/>
+          <w:sz w:val="40"/>
         </w:rPr>
         <w:t>{event_name}</w:t>
       </w:r>
     </w:p>
     <w:p>
       <w:pPr>
-        <w:spacing w:after="400"/>
+        <w:spacing w:after="160"/>
         <w:jc w:val="center"/>
       </w:pPr>
       <w:r>
@@ -69,14 +69,14 @@
           <w:b w:val="0"/>
           <w:i/>
           <w:color w:val="595959"/>
-          <w:sz w:val="26"/>
+          <w:sz w:val="22"/>
         </w:rPr>
         <w:t>{event_dates}</w:t>
       </w:r>
     </w:p>
     <w:p>
       <w:pPr>
-        <w:spacing w:after="120"/>
+        <w:spacing w:after="60"/>
         <w:pBdr>
           <w:bottom w:val="single" w:sz="18" w:space="1" w:color="592D58"/>
         </w:pBdr>
@@ -84,9 +84,9 @@
     </w:p>
     <w:p>
       <w:pPr>
-        <w:spacing w:before="360" w:after="120"/>
+        <w:spacing w:before="160" w:after="60"/>
         <w:pBdr>
-          <w:bottom w:val="single" w:sz="12" w:space="4" w:color="592D58"/>
+          <w:bottom w:val="single" w:sz="12" w:space="3" w:color="592D58"/>
         </w:pBdr>
       </w:pPr>
       <w:r>
@@ -95,7 +95,7 @@
           <w:b/>
           <w:i w:val="0"/>
           <w:color w:val="592D58"/>
-          <w:sz w:val="28"/>
+          <w:sz w:val="24"/>
         </w:rPr>
         <w:t>Hotel Options</w:t>
       </w:r>
@@ -115,13 +115,19 @@
           <w:insideH w:val="single" w:sz="4" w:space="0" w:color="BFBFBF"/>
           <w:insideV w:val="single" w:sz="4" w:space="0" w:color="BFBFBF"/>
         </w:tblBorders>
+        <w:tblCellMar>
+          <w:top w:w="40" w:type="dxa"/>
+          <w:bottom w:w="40" w:type="dxa"/>
+          <w:left w:w="80" w:type="dxa"/>
+          <w:right w:w="80" w:type="dxa"/>
+        </w:tblCellMar>
       </w:tblPr>
       <w:tblGrid>
-        <w:gridCol w:w="2040"/>
-        <w:gridCol w:w="2040"/>
-        <w:gridCol w:w="2040"/>
-        <w:gridCol w:w="2040"/>
-        <w:gridCol w:w="2040"/>
+        <w:gridCol w:w="2108"/>
+        <w:gridCol w:w="2108"/>
+        <w:gridCol w:w="2108"/>
+        <w:gridCol w:w="2108"/>
+        <w:gridCol w:w="2108"/>
       </w:tblGrid>
       <w:tr>
         <w:trPr>
@@ -136,6 +142,7 @@
           </w:tcPr>
           <w:p>
             <w:pPr>
+              <w:spacing w:before="0" w:after="0"/>
               <w:jc w:val="center"/>
             </w:pPr>
             <w:r/>
@@ -145,7 +152,7 @@
                 <w:b/>
                 <w:i w:val="0"/>
                 <w:color w:val="FFFFFF"/>
-                <w:sz w:val="22"/>
+                <w:sz w:val="20"/>
               </w:rPr>
               <w:t>Service Name</w:t>
             </w:r>
@@ -160,6 +167,7 @@
           </w:tcPr>
           <w:p>
             <w:pPr>
+              <w:spacing w:before="0" w:after="0"/>
               <w:jc w:val="center"/>
             </w:pPr>
             <w:r/>
@@ -169,7 +177,7 @@
                 <w:b/>
                 <w:i w:val="0"/>
                 <w:color w:val="FFFFFF"/>
-                <w:sz w:val="22"/>
+                <w:sz w:val="20"/>
               </w:rPr>
               <w:t>Quantity</w:t>
             </w:r>
@@ -184,6 +192,7 @@
           </w:tcPr>
           <w:p>
             <w:pPr>
+              <w:spacing w:before="0" w:after="0"/>
               <w:jc w:val="center"/>
             </w:pPr>
             <w:r/>
@@ -193,7 +202,7 @@
                 <w:b/>
                 <w:i w:val="0"/>
                 <w:color w:val="FFFFFF"/>
-                <w:sz w:val="22"/>
+                <w:sz w:val="20"/>
               </w:rPr>
               <w:t>Unit</w:t>
             </w:r>
@@ -208,6 +217,7 @@
           </w:tcPr>
           <w:p>
             <w:pPr>
+              <w:spacing w:before="0" w:after="0"/>
               <w:jc w:val="center"/>
             </w:pPr>
             <w:r/>
@@ -217,7 +227,7 @@
                 <w:b/>
                 <w:i w:val="0"/>
                 <w:color w:val="FFFFFF"/>
-                <w:sz w:val="22"/>
+                <w:sz w:val="20"/>
               </w:rPr>
               <w:t>Rate (AED)</w:t>
             </w:r>
@@ -232,6 +242,7 @@
           </w:tcPr>
           <w:p>
             <w:pPr>
+              <w:spacing w:before="0" w:after="0"/>
               <w:jc w:val="center"/>
             </w:pPr>
             <w:r/>
@@ -241,7 +252,7 @@
                 <w:b/>
                 <w:i w:val="0"/>
                 <w:color w:val="FFFFFF"/>
-                <w:sz w:val="22"/>
+                <w:sz w:val="20"/>
               </w:rPr>
               <w:t>Total (AED)</w:t>
             </w:r>
@@ -257,6 +268,7 @@
           </w:tcPr>
           <w:p>
             <w:pPr>
+              <w:spacing w:before="0" w:after="0"/>
               <w:jc w:val="left"/>
             </w:pPr>
             <w:r/>
@@ -266,7 +278,7 @@
                 <w:b w:val="0"/>
                 <w:i w:val="0"/>
                 <w:color w:val="333333"/>
-                <w:sz w:val="22"/>
+                <w:sz w:val="20"/>
               </w:rPr>
               <w:t>{#hotel_services}{name}</w:t>
             </w:r>
@@ -280,6 +292,7 @@
           </w:tcPr>
           <w:p>
             <w:pPr>
+              <w:spacing w:before="0" w:after="0"/>
               <w:jc w:val="center"/>
             </w:pPr>
             <w:r/>
@@ -289,7 +302,7 @@
                 <w:b w:val="0"/>
                 <w:i w:val="0"/>
                 <w:color w:val="333333"/>
-                <w:sz w:val="22"/>
+                <w:sz w:val="20"/>
               </w:rPr>
               <w:t>{quantity}</w:t>
             </w:r>
@@ -303,6 +316,7 @@
           </w:tcPr>
           <w:p>
             <w:pPr>
+              <w:spacing w:before="0" w:after="0"/>
               <w:jc w:val="center"/>
             </w:pPr>
             <w:r/>
@@ -312,7 +326,7 @@
                 <w:b w:val="0"/>
                 <w:i w:val="0"/>
                 <w:color w:val="333333"/>
-                <w:sz w:val="22"/>
+                <w:sz w:val="20"/>
               </w:rPr>
               <w:t>{unit}</w:t>
             </w:r>
@@ -326,6 +340,7 @@
           </w:tcPr>
           <w:p>
             <w:pPr>
+              <w:spacing w:before="0" w:after="0"/>
               <w:jc w:val="right"/>
             </w:pPr>
             <w:r/>
@@ -335,7 +350,7 @@
                 <w:b w:val="0"/>
                 <w:i w:val="0"/>
                 <w:color w:val="333333"/>
-                <w:sz w:val="22"/>
+                <w:sz w:val="20"/>
               </w:rPr>
               <w:t>{rate}</w:t>
             </w:r>
@@ -349,6 +364,7 @@
           </w:tcPr>
           <w:p>
             <w:pPr>
+              <w:spacing w:before="0" w:after="0"/>
               <w:jc w:val="right"/>
             </w:pPr>
             <w:r/>
@@ -358,7 +374,7 @@
                 <w:b w:val="0"/>
                 <w:i w:val="0"/>
                 <w:color w:val="333333"/>
-                <w:sz w:val="22"/>
+                <w:sz w:val="20"/>
               </w:rPr>
               <w:t>{total}{/hotel_services}</w:t>
             </w:r>
@@ -368,9 +384,9 @@
     </w:tbl>
     <w:p>
       <w:pPr>
-        <w:spacing w:before="360" w:after="120"/>
+        <w:spacing w:before="160" w:after="60"/>
         <w:pBdr>
-          <w:bottom w:val="single" w:sz="12" w:space="4" w:color="592D58"/>
+          <w:bottom w:val="single" w:sz="12" w:space="3" w:color="592D58"/>
         </w:pBdr>
       </w:pPr>
       <w:r>
@@ -379,7 +395,7 @@
           <w:b/>
           <w:i w:val="0"/>
           <w:color w:val="592D58"/>
-          <w:sz w:val="28"/>
+          <w:sz w:val="24"/>
         </w:rPr>
         <w:t>Transportation</w:t>
       </w:r>
@@ -399,13 +415,19 @@
           <w:insideH w:val="single" w:sz="4" w:space="0" w:color="BFBFBF"/>
           <w:insideV w:val="single" w:sz="4" w:space="0" w:color="BFBFBF"/>
         </w:tblBorders>
+        <w:tblCellMar>
+          <w:top w:w="40" w:type="dxa"/>
+          <w:bottom w:w="40" w:type="dxa"/>
+          <w:left w:w="80" w:type="dxa"/>
+          <w:right w:w="80" w:type="dxa"/>
+        </w:tblCellMar>
       </w:tblPr>
       <w:tblGrid>
-        <w:gridCol w:w="2040"/>
-        <w:gridCol w:w="2040"/>
-        <w:gridCol w:w="2040"/>
-        <w:gridCol w:w="2040"/>
-        <w:gridCol w:w="2040"/>
+        <w:gridCol w:w="2108"/>
+        <w:gridCol w:w="2108"/>
+        <w:gridCol w:w="2108"/>
+        <w:gridCol w:w="2108"/>
+        <w:gridCol w:w="2108"/>
       </w:tblGrid>
       <w:tr>
         <w:trPr>
@@ -420,6 +442,7 @@
           </w:tcPr>
           <w:p>
             <w:pPr>
+              <w:spacing w:before="0" w:after="0"/>
               <w:jc w:val="center"/>
             </w:pPr>
             <w:r/>
@@ -429,7 +452,7 @@
                 <w:b/>
                 <w:i w:val="0"/>
                 <w:color w:val="FFFFFF"/>
-                <w:sz w:val="22"/>
+                <w:sz w:val="20"/>
               </w:rPr>
               <w:t>Service Name</w:t>
             </w:r>
@@ -444,6 +467,7 @@
           </w:tcPr>
           <w:p>
             <w:pPr>
+              <w:spacing w:before="0" w:after="0"/>
               <w:jc w:val="center"/>
             </w:pPr>
             <w:r/>
@@ -453,7 +477,7 @@
                 <w:b/>
                 <w:i w:val="0"/>
                 <w:color w:val="FFFFFF"/>
-                <w:sz w:val="22"/>
+                <w:sz w:val="20"/>
               </w:rPr>
               <w:t>Quantity</w:t>
             </w:r>
@@ -468,6 +492,7 @@
           </w:tcPr>
           <w:p>
             <w:pPr>
+              <w:spacing w:before="0" w:after="0"/>
               <w:jc w:val="center"/>
             </w:pPr>
             <w:r/>
@@ -477,7 +502,7 @@
                 <w:b/>
                 <w:i w:val="0"/>
                 <w:color w:val="FFFFFF"/>
-                <w:sz w:val="22"/>
+                <w:sz w:val="20"/>
               </w:rPr>
               <w:t>Unit</w:t>
             </w:r>
@@ -492,6 +517,7 @@
           </w:tcPr>
           <w:p>
             <w:pPr>
+              <w:spacing w:before="0" w:after="0"/>
               <w:jc w:val="center"/>
             </w:pPr>
             <w:r/>
@@ -501,7 +527,7 @@
                 <w:b/>
                 <w:i w:val="0"/>
                 <w:color w:val="FFFFFF"/>
-                <w:sz w:val="22"/>
+                <w:sz w:val="20"/>
               </w:rPr>
               <w:t>Rate (AED)</w:t>
             </w:r>
@@ -516,6 +542,7 @@
           </w:tcPr>
           <w:p>
             <w:pPr>
+              <w:spacing w:before="0" w:after="0"/>
               <w:jc w:val="center"/>
             </w:pPr>
             <w:r/>
@@ -525,7 +552,7 @@
                 <w:b/>
                 <w:i w:val="0"/>
                 <w:color w:val="FFFFFF"/>
-                <w:sz w:val="22"/>
+                <w:sz w:val="20"/>
               </w:rPr>
               <w:t>Total (AED)</w:t>
             </w:r>
@@ -541,6 +568,7 @@
           </w:tcPr>
           <w:p>
             <w:pPr>
+              <w:spacing w:before="0" w:after="0"/>
               <w:jc w:val="left"/>
             </w:pPr>
             <w:r/>
@@ -550,7 +578,7 @@
                 <w:b w:val="0"/>
                 <w:i w:val="0"/>
                 <w:color w:val="333333"/>
-                <w:sz w:val="22"/>
+                <w:sz w:val="20"/>
               </w:rPr>
               <w:t>{#transportation}{name}</w:t>
             </w:r>
@@ -564,6 +592,7 @@
           </w:tcPr>
           <w:p>
             <w:pPr>
+              <w:spacing w:before="0" w:after="0"/>
               <w:jc w:val="center"/>
             </w:pPr>
             <w:r/>
@@ -573,7 +602,7 @@
                 <w:b w:val="0"/>
                 <w:i w:val="0"/>
                 <w:color w:val="333333"/>
-                <w:sz w:val="22"/>
+                <w:sz w:val="20"/>
               </w:rPr>
               <w:t>{quantity}</w:t>
             </w:r>
@@ -587,6 +616,7 @@
           </w:tcPr>
           <w:p>
             <w:pPr>
+              <w:spacing w:before="0" w:after="0"/>
               <w:jc w:val="center"/>
             </w:pPr>
             <w:r/>
@@ -596,7 +626,7 @@
                 <w:b w:val="0"/>
                 <w:i w:val="0"/>
                 <w:color w:val="333333"/>
-                <w:sz w:val="22"/>
+                <w:sz w:val="20"/>
               </w:rPr>
               <w:t>{unit}</w:t>
             </w:r>
@@ -610,6 +640,7 @@
           </w:tcPr>
           <w:p>
             <w:pPr>
+              <w:spacing w:before="0" w:after="0"/>
               <w:jc w:val="right"/>
             </w:pPr>
             <w:r/>
@@ -619,7 +650,7 @@
                 <w:b w:val="0"/>
                 <w:i w:val="0"/>
                 <w:color w:val="333333"/>
-                <w:sz w:val="22"/>
+                <w:sz w:val="20"/>
               </w:rPr>
               <w:t>{rate}</w:t>
             </w:r>
@@ -633,6 +664,7 @@
           </w:tcPr>
           <w:p>
             <w:pPr>
+              <w:spacing w:before="0" w:after="0"/>
               <w:jc w:val="right"/>
             </w:pPr>
             <w:r/>
@@ -642,7 +674,7 @@
                 <w:b w:val="0"/>
                 <w:i w:val="0"/>
                 <w:color w:val="333333"/>
-                <w:sz w:val="22"/>
+                <w:sz w:val="20"/>
               </w:rPr>
               <w:t>{total}{/transportation}</w:t>
             </w:r>
@@ -652,9 +684,9 @@
     </w:tbl>
     <w:p>
       <w:pPr>
-        <w:spacing w:before="360" w:after="120"/>
+        <w:spacing w:before="160" w:after="60"/>
         <w:pBdr>
-          <w:bottom w:val="single" w:sz="12" w:space="4" w:color="592D58"/>
+          <w:bottom w:val="single" w:sz="12" w:space="3" w:color="592D58"/>
         </w:pBdr>
       </w:pPr>
       <w:r>
@@ -663,7 +695,7 @@
           <w:b/>
           <w:i w:val="0"/>
           <w:color w:val="592D58"/>
-          <w:sz w:val="28"/>
+          <w:sz w:val="24"/>
         </w:rPr>
         <w:t>Tours &amp; Activities</w:t>
       </w:r>
@@ -683,13 +715,19 @@
           <w:insideH w:val="single" w:sz="4" w:space="0" w:color="BFBFBF"/>
           <w:insideV w:val="single" w:sz="4" w:space="0" w:color="BFBFBF"/>
         </w:tblBorders>
+        <w:tblCellMar>
+          <w:top w:w="40" w:type="dxa"/>
+          <w:bottom w:w="40" w:type="dxa"/>
+          <w:left w:w="80" w:type="dxa"/>
+          <w:right w:w="80" w:type="dxa"/>
+        </w:tblCellMar>
       </w:tblPr>
       <w:tblGrid>
-        <w:gridCol w:w="2040"/>
-        <w:gridCol w:w="2040"/>
-        <w:gridCol w:w="2040"/>
-        <w:gridCol w:w="2040"/>
-        <w:gridCol w:w="2040"/>
+        <w:gridCol w:w="2108"/>
+        <w:gridCol w:w="2108"/>
+        <w:gridCol w:w="2108"/>
+        <w:gridCol w:w="2108"/>
+        <w:gridCol w:w="2108"/>
       </w:tblGrid>
       <w:tr>
         <w:trPr>
@@ -704,6 +742,7 @@
           </w:tcPr>
           <w:p>
             <w:pPr>
+              <w:spacing w:before="0" w:after="0"/>
               <w:jc w:val="center"/>
             </w:pPr>
             <w:r/>
@@ -713,7 +752,7 @@
                 <w:b/>
                 <w:i w:val="0"/>
                 <w:color w:val="FFFFFF"/>
-                <w:sz w:val="22"/>
+                <w:sz w:val="20"/>
               </w:rPr>
               <w:t>Service Name</w:t>
             </w:r>
@@ -728,6 +767,7 @@
           </w:tcPr>
           <w:p>
             <w:pPr>
+              <w:spacing w:before="0" w:after="0"/>
               <w:jc w:val="center"/>
             </w:pPr>
             <w:r/>
@@ -737,7 +777,7 @@
                 <w:b/>
                 <w:i w:val="0"/>
                 <w:color w:val="FFFFFF"/>
-                <w:sz w:val="22"/>
+                <w:sz w:val="20"/>
               </w:rPr>
               <w:t>Quantity</w:t>
             </w:r>
@@ -752,6 +792,7 @@
           </w:tcPr>
           <w:p>
             <w:pPr>
+              <w:spacing w:before="0" w:after="0"/>
               <w:jc w:val="center"/>
             </w:pPr>
             <w:r/>
@@ -761,7 +802,7 @@
                 <w:b/>
                 <w:i w:val="0"/>
                 <w:color w:val="FFFFFF"/>
-                <w:sz w:val="22"/>
+                <w:sz w:val="20"/>
               </w:rPr>
               <w:t>Unit</w:t>
             </w:r>
@@ -776,6 +817,7 @@
           </w:tcPr>
           <w:p>
             <w:pPr>
+              <w:spacing w:before="0" w:after="0"/>
               <w:jc w:val="center"/>
             </w:pPr>
             <w:r/>
@@ -785,7 +827,7 @@
                 <w:b/>
                 <w:i w:val="0"/>
                 <w:color w:val="FFFFFF"/>
-                <w:sz w:val="22"/>
+                <w:sz w:val="20"/>
               </w:rPr>
               <w:t>Rate (AED)</w:t>
             </w:r>
@@ -800,6 +842,7 @@
           </w:tcPr>
           <w:p>
             <w:pPr>
+              <w:spacing w:before="0" w:after="0"/>
               <w:jc w:val="center"/>
             </w:pPr>
             <w:r/>
@@ -809,7 +852,7 @@
                 <w:b/>
                 <w:i w:val="0"/>
                 <w:color w:val="FFFFFF"/>
-                <w:sz w:val="22"/>
+                <w:sz w:val="20"/>
               </w:rPr>
               <w:t>Total (AED)</w:t>
             </w:r>
@@ -825,6 +868,7 @@
           </w:tcPr>
           <w:p>
             <w:pPr>
+              <w:spacing w:before="0" w:after="0"/>
               <w:jc w:val="left"/>
             </w:pPr>
             <w:r/>
@@ -834,7 +878,7 @@
                 <w:b w:val="0"/>
                 <w:i w:val="0"/>
                 <w:color w:val="333333"/>
-                <w:sz w:val="22"/>
+                <w:sz w:val="20"/>
               </w:rPr>
               <w:t>{#tours}{name}</w:t>
             </w:r>
@@ -848,6 +892,7 @@
           </w:tcPr>
           <w:p>
             <w:pPr>
+              <w:spacing w:before="0" w:after="0"/>
               <w:jc w:val="center"/>
             </w:pPr>
             <w:r/>
@@ -857,7 +902,7 @@
                 <w:b w:val="0"/>
                 <w:i w:val="0"/>
                 <w:color w:val="333333"/>
-                <w:sz w:val="22"/>
+                <w:sz w:val="20"/>
               </w:rPr>
               <w:t>{quantity}</w:t>
             </w:r>
@@ -871,6 +916,7 @@
           </w:tcPr>
           <w:p>
             <w:pPr>
+              <w:spacing w:before="0" w:after="0"/>
               <w:jc w:val="center"/>
             </w:pPr>
             <w:r/>
@@ -880,7 +926,7 @@
                 <w:b w:val="0"/>
                 <w:i w:val="0"/>
                 <w:color w:val="333333"/>
-                <w:sz w:val="22"/>
+                <w:sz w:val="20"/>
               </w:rPr>
               <w:t>{unit}</w:t>
             </w:r>
@@ -894,6 +940,7 @@
           </w:tcPr>
           <w:p>
             <w:pPr>
+              <w:spacing w:before="0" w:after="0"/>
               <w:jc w:val="right"/>
             </w:pPr>
             <w:r/>
@@ -903,7 +950,7 @@
                 <w:b w:val="0"/>
                 <w:i w:val="0"/>
                 <w:color w:val="333333"/>
-                <w:sz w:val="22"/>
+                <w:sz w:val="20"/>
               </w:rPr>
               <w:t>{rate}</w:t>
             </w:r>
@@ -917,6 +964,7 @@
           </w:tcPr>
           <w:p>
             <w:pPr>
+              <w:spacing w:before="0" w:after="0"/>
               <w:jc w:val="right"/>
             </w:pPr>
             <w:r/>
@@ -926,7 +974,7 @@
                 <w:b w:val="0"/>
                 <w:i w:val="0"/>
                 <w:color w:val="333333"/>
-                <w:sz w:val="22"/>
+                <w:sz w:val="20"/>
               </w:rPr>
               <w:t>{total}{/tours}</w:t>
             </w:r>
@@ -936,7 +984,7 @@
     </w:tbl>
     <w:p>
       <w:pPr>
-        <w:spacing w:before="400"/>
+        <w:spacing w:before="160" w:after="0"/>
         <w:jc w:val="right"/>
       </w:pPr>
       <w:r>
@@ -945,14 +993,14 @@
           <w:b w:val="0"/>
           <w:i w:val="0"/>
           <w:color w:val="333333"/>
-          <w:sz w:val="22"/>
+          <w:sz w:val="20"/>
         </w:rPr>
         <w:t>Subtotal: {subtotal} AED</w:t>
       </w:r>
     </w:p>
     <w:p>
       <w:pPr>
-        <w:spacing w:before="40"/>
+        <w:spacing w:before="20" w:after="0"/>
         <w:jc w:val="right"/>
       </w:pPr>
       <w:r>
@@ -961,14 +1009,14 @@
           <w:b w:val="0"/>
           <w:i w:val="0"/>
           <w:color w:val="333333"/>
-          <w:sz w:val="22"/>
+          <w:sz w:val="20"/>
         </w:rPr>
         <w:t>VAT (5%): {vat_amount} AED</w:t>
       </w:r>
     </w:p>
     <w:p>
       <w:pPr>
-        <w:spacing w:before="80" w:after="80"/>
+        <w:spacing w:before="40" w:after="40"/>
         <w:pBdr>
           <w:top w:val="single" w:sz="6" w:space="1" w:color="592D58"/>
         </w:pBdr>
@@ -976,7 +1024,7 @@
     </w:p>
     <w:p>
       <w:pPr>
-        <w:spacing w:before="80"/>
+        <w:spacing w:before="40" w:after="0"/>
         <w:jc w:val="right"/>
       </w:pPr>
       <w:r>
@@ -985,7 +1033,7 @@
           <w:b/>
           <w:i w:val="0"/>
           <w:color w:val="592D58"/>
-          <w:sz w:val="32"/>
+          <w:sz w:val="28"/>
         </w:rPr>
         <w:t>ESTIMATED TOTAL: {grand_total} AED</w:t>
       </w:r>
@@ -993,7 +1041,7 @@
     <w:sectPr>
       <w:footerReference w:type="default" r:id="rId10"/>
       <w:pgSz w:w="12240" w:h="15840"/>
-      <w:pgMar w:top="850" w:right="1020" w:bottom="850" w:left="1020" w:header="720" w:footer="720" w:gutter="0"/>
+      <w:pgMar w:top="567" w:right="850" w:bottom="567" w:left="850" w:header="720" w:footer="720" w:gutter="0"/>
       <w:cols w:space="720"/>
       <w:docGrid w:linePitch="360"/>
     </w:sectPr>
@@ -1011,7 +1059,7 @@
     <w:r>
       <w:drawing>
         <wp:inline xmlns:a="http://schemas.openxmlformats.org/drawingml/2006/main" xmlns:pic="http://schemas.openxmlformats.org/drawingml/2006/picture">
-          <wp:extent cx="6264599" cy="522473"/>
+          <wp:extent cx="6300000" cy="525425"/>
           <wp:docPr id="1" name="Picture 1"/>
           <wp:cNvGraphicFramePr>
             <a:graphicFrameLocks noChangeAspect="1"/>
@@ -1032,7 +1080,7 @@
                 <pic:spPr>
                   <a:xfrm>
                     <a:off x="0" y="0"/>
-                    <a:ext cx="6264599" cy="522473"/>
+                    <a:ext cx="6300000" cy="525425"/>
                   </a:xfrm>
                   <a:prstGeom prst="rect"/>
                 </pic:spPr>
